--- a/기획/플레이어_스탯, 스테이트.docx
+++ b/기획/플레이어_스탯, 스테이트.docx
@@ -362,8 +362,16 @@
               <w:rPr>
                 <w:rFonts w:hint="eastAsia"/>
               </w:rPr>
-              <w:t xml:space="preserve"> 회복량</w:t>
-            </w:r>
+              <w:t xml:space="preserve"> </w:t>
+            </w:r>
+            <w:proofErr w:type="spellStart"/>
+            <w:r>
+              <w:rPr>
+                <w:rFonts w:hint="eastAsia"/>
+              </w:rPr>
+              <w:t>회복량</w:t>
+            </w:r>
+            <w:proofErr w:type="spellEnd"/>
           </w:p>
         </w:tc>
         <w:tc>
@@ -413,7 +421,13 @@
               <w:rPr>
                 <w:rFonts w:hint="eastAsia"/>
               </w:rPr>
-              <w:t>일부 state일 때 회복함</w:t>
+              <w:t>Idle, Walk, Crouched</w:t>
+            </w:r>
+            <w:r>
+              <w:rPr>
+                <w:rFonts w:hint="eastAsia"/>
+              </w:rPr>
+              <w:t xml:space="preserve"> state일 때 회복함</w:t>
             </w:r>
           </w:p>
         </w:tc>
@@ -486,11 +500,22 @@
             <w:vAlign w:val="center"/>
           </w:tcPr>
           <w:p>
-            <w:r>
-              <w:rPr>
-                <w:rFonts w:hint="eastAsia"/>
-              </w:rPr>
-              <w:t>달리기 속도(m/s)</w:t>
+            <w:pPr>
+              <w:rPr>
+                <w:rFonts w:hint="eastAsia"/>
+              </w:rPr>
+            </w:pPr>
+            <w:r>
+              <w:rPr>
+                <w:rFonts w:hint="eastAsia"/>
+              </w:rPr>
+              <w:t>웅크려</w:t>
+            </w:r>
+            <w:r>
+              <w:rPr>
+                <w:rFonts w:hint="eastAsia"/>
+              </w:rPr>
+              <w:t xml:space="preserve"> 걷기 속도(m/s)</w:t>
             </w:r>
           </w:p>
         </w:tc>
@@ -502,6 +527,9 @@
           <w:p>
             <w:pPr>
               <w:jc w:val="center"/>
+              <w:rPr>
+                <w:rFonts w:hint="eastAsia"/>
+              </w:rPr>
             </w:pPr>
             <w:r>
               <w:rPr>
@@ -519,12 +547,15 @@
           <w:p>
             <w:pPr>
               <w:jc w:val="center"/>
-            </w:pPr>
-            <w:r>
-              <w:rPr>
-                <w:rFonts w:hint="eastAsia"/>
-              </w:rPr>
-              <w:t>6.5</w:t>
+              <w:rPr>
+                <w:rFonts w:hint="eastAsia"/>
+              </w:rPr>
+            </w:pPr>
+            <w:r>
+              <w:rPr>
+                <w:rFonts w:hint="eastAsia"/>
+              </w:rPr>
+              <w:t>4</w:t>
             </w:r>
           </w:p>
         </w:tc>
@@ -551,7 +582,7 @@
               <w:rPr>
                 <w:rFonts w:hint="eastAsia"/>
               </w:rPr>
-              <w:t>점프 속도(m/s)</w:t>
+              <w:t>달리기 속도(m/s)</w:t>
             </w:r>
           </w:p>
         </w:tc>
@@ -585,7 +616,7 @@
               <w:rPr>
                 <w:rFonts w:hint="eastAsia"/>
               </w:rPr>
-              <w:t>3.5</w:t>
+              <w:t>6.5</w:t>
             </w:r>
           </w:p>
         </w:tc>
@@ -598,6 +629,12 @@
             <w:pPr>
               <w:jc w:val="center"/>
             </w:pPr>
+            <w:r>
+              <w:rPr>
+                <w:rFonts w:hint="eastAsia"/>
+              </w:rPr>
+              <w:t>초당 스태미나 5 소모</w:t>
+            </w:r>
           </w:p>
         </w:tc>
       </w:tr>
@@ -612,7 +649,7 @@
               <w:rPr>
                 <w:rFonts w:hint="eastAsia"/>
               </w:rPr>
-              <w:t>플레이어 무게(kg)</w:t>
+              <w:t>점프 속도(m/s)</w:t>
             </w:r>
           </w:p>
         </w:tc>
@@ -646,7 +683,7 @@
               <w:rPr>
                 <w:rFonts w:hint="eastAsia"/>
               </w:rPr>
-              <w:t>70</w:t>
+              <w:t>3.5</w:t>
             </w:r>
           </w:p>
         </w:tc>
@@ -663,19 +700,7 @@
               <w:rPr>
                 <w:rFonts w:hint="eastAsia"/>
               </w:rPr>
-              <w:t>(</w:t>
-            </w:r>
-            <w:r>
-              <w:rPr>
-                <w:rFonts w:hint="eastAsia"/>
-              </w:rPr>
-              <w:t>고정된 값</w:t>
-            </w:r>
-            <w:r>
-              <w:rPr>
-                <w:rFonts w:hint="eastAsia"/>
-              </w:rPr>
-              <w:t>)</w:t>
+              <w:t>횟수 당 스태미나 3 소모</w:t>
             </w:r>
           </w:p>
         </w:tc>
@@ -691,7 +716,19 @@
               <w:rPr>
                 <w:rFonts w:hint="eastAsia"/>
               </w:rPr>
-              <w:t>최대 인벤토리 무게(kg)</w:t>
+              <w:t xml:space="preserve">플레이어 </w:t>
+            </w:r>
+            <w:r>
+              <w:rPr>
+                <w:rFonts w:hint="eastAsia"/>
+              </w:rPr>
+              <w:t>체중</w:t>
+            </w:r>
+            <w:r>
+              <w:rPr>
+                <w:rFonts w:hint="eastAsia"/>
+              </w:rPr>
+              <w:t>(kg)</w:t>
             </w:r>
           </w:p>
         </w:tc>
@@ -725,7 +762,7 @@
               <w:rPr>
                 <w:rFonts w:hint="eastAsia"/>
               </w:rPr>
-              <w:t>50</w:t>
+              <w:t>70</w:t>
             </w:r>
           </w:p>
         </w:tc>
@@ -742,7 +779,25 @@
               <w:rPr>
                 <w:rFonts w:hint="eastAsia"/>
               </w:rPr>
-              <w:t>(고정된 값)</w:t>
+              <w:t>(</w:t>
+            </w:r>
+            <w:r>
+              <w:rPr>
+                <w:rFonts w:hint="eastAsia"/>
+              </w:rPr>
+              <w:t>고정</w:t>
+            </w:r>
+            <w:r>
+              <w:rPr>
+                <w:rFonts w:hint="eastAsia"/>
+              </w:rPr>
+              <w:t>된 값</w:t>
+            </w:r>
+            <w:r>
+              <w:rPr>
+                <w:rFonts w:hint="eastAsia"/>
+              </w:rPr>
+              <w:t>)</w:t>
             </w:r>
           </w:p>
         </w:tc>
@@ -758,7 +813,19 @@
               <w:rPr>
                 <w:rFonts w:hint="eastAsia"/>
               </w:rPr>
-              <w:t>현재 인벤토리 무게(kg)</w:t>
+              <w:t>최대</w:t>
+            </w:r>
+            <w:r>
+              <w:rPr>
+                <w:rFonts w:hint="eastAsia"/>
+              </w:rPr>
+              <w:t xml:space="preserve"> </w:t>
+            </w:r>
+            <w:r>
+              <w:rPr>
+                <w:rFonts w:hint="eastAsia"/>
+              </w:rPr>
+              <w:t>무게(kg)</w:t>
             </w:r>
           </w:p>
         </w:tc>
@@ -792,7 +859,7 @@
               <w:rPr>
                 <w:rFonts w:hint="eastAsia"/>
               </w:rPr>
-              <w:t>0</w:t>
+              <w:t>30</w:t>
             </w:r>
           </w:p>
         </w:tc>
@@ -805,6 +872,31 @@
             <w:pPr>
               <w:jc w:val="center"/>
             </w:pPr>
+            <w:r>
+              <w:rPr>
+                <w:rFonts w:hint="eastAsia"/>
+              </w:rPr>
+              <w:t>(고정된 값)</w:t>
+            </w:r>
+          </w:p>
+          <w:p>
+            <w:pPr>
+              <w:jc w:val="center"/>
+            </w:pPr>
+            <w:proofErr w:type="spellStart"/>
+            <w:r>
+              <w:rPr>
+                <w:rFonts w:hint="eastAsia"/>
+              </w:rPr>
+              <w:t>최대무게</w:t>
+            </w:r>
+            <w:proofErr w:type="spellEnd"/>
+            <w:r>
+              <w:rPr>
+                <w:rFonts w:hint="eastAsia"/>
+              </w:rPr>
+              <w:t xml:space="preserve"> 이상으로 들 수 있음</w:t>
+            </w:r>
           </w:p>
         </w:tc>
       </w:tr>
@@ -819,7 +911,19 @@
               <w:rPr>
                 <w:rFonts w:hint="eastAsia"/>
               </w:rPr>
-              <w:t>Fear 강도 기준</w:t>
+              <w:t>현재</w:t>
+            </w:r>
+            <w:r>
+              <w:rPr>
+                <w:rFonts w:hint="eastAsia"/>
+              </w:rPr>
+              <w:t xml:space="preserve"> </w:t>
+            </w:r>
+            <w:r>
+              <w:rPr>
+                <w:rFonts w:hint="eastAsia"/>
+              </w:rPr>
+              <w:t>무게(kg)</w:t>
             </w:r>
           </w:p>
         </w:tc>
@@ -853,7 +957,7 @@
               <w:rPr>
                 <w:rFonts w:hint="eastAsia"/>
               </w:rPr>
-              <w:t>0.4</w:t>
+              <w:t>0</w:t>
             </w:r>
           </w:p>
         </w:tc>
@@ -866,12 +970,6 @@
             <w:pPr>
               <w:jc w:val="center"/>
             </w:pPr>
-            <w:r>
-              <w:rPr>
-                <w:rFonts w:hint="eastAsia"/>
-              </w:rPr>
-              <w:t>(고정된 값)</w:t>
-            </w:r>
           </w:p>
         </w:tc>
       </w:tr>
@@ -886,7 +984,7 @@
               <w:rPr>
                 <w:rFonts w:hint="eastAsia"/>
               </w:rPr>
-              <w:t>Fear 유지 시간(s)</w:t>
+              <w:t>Fear 강도 기준</w:t>
             </w:r>
           </w:p>
         </w:tc>
@@ -920,7 +1018,7 @@
               <w:rPr>
                 <w:rFonts w:hint="eastAsia"/>
               </w:rPr>
-              <w:t>0</w:t>
+              <w:t>0.4</w:t>
             </w:r>
           </w:p>
         </w:tc>
@@ -937,7 +1035,7 @@
               <w:rPr>
                 <w:rFonts w:hint="eastAsia"/>
               </w:rPr>
-              <w:t>Fear가 기준 강도 이상일 때만 측정</w:t>
+              <w:t>(고정된 값)</w:t>
             </w:r>
           </w:p>
         </w:tc>
@@ -953,7 +1051,7 @@
               <w:rPr>
                 <w:rFonts w:hint="eastAsia"/>
               </w:rPr>
-              <w:t>Fear 현재 강도</w:t>
+              <w:t>Fear 유지 시간(s)</w:t>
             </w:r>
           </w:p>
         </w:tc>
@@ -1000,6 +1098,12 @@
             <w:pPr>
               <w:jc w:val="center"/>
             </w:pPr>
+            <w:r>
+              <w:rPr>
+                <w:rFonts w:hint="eastAsia"/>
+              </w:rPr>
+              <w:t>Fear가 기준 강도 이상일 때만 측정</w:t>
+            </w:r>
           </w:p>
         </w:tc>
       </w:tr>
@@ -1014,7 +1118,7 @@
               <w:rPr>
                 <w:rFonts w:hint="eastAsia"/>
               </w:rPr>
-              <w:t>Surprise 강도 기준</w:t>
+              <w:t>Fear 현재 강도</w:t>
             </w:r>
           </w:p>
         </w:tc>
@@ -1048,7 +1152,7 @@
               <w:rPr>
                 <w:rFonts w:hint="eastAsia"/>
               </w:rPr>
-              <w:t>0.4</w:t>
+              <w:t>0</w:t>
             </w:r>
           </w:p>
         </w:tc>
@@ -1061,12 +1165,6 @@
             <w:pPr>
               <w:jc w:val="center"/>
             </w:pPr>
-            <w:r>
-              <w:rPr>
-                <w:rFonts w:hint="eastAsia"/>
-              </w:rPr>
-              <w:t>(고정된 값)</w:t>
-            </w:r>
           </w:p>
         </w:tc>
       </w:tr>
@@ -1081,7 +1179,7 @@
               <w:rPr>
                 <w:rFonts w:hint="eastAsia"/>
               </w:rPr>
-              <w:t>Surprise 유지 시간(s)</w:t>
+              <w:t>Surprise 강도 기준</w:t>
             </w:r>
           </w:p>
         </w:tc>
@@ -1115,7 +1213,7 @@
               <w:rPr>
                 <w:rFonts w:hint="eastAsia"/>
               </w:rPr>
-              <w:t>0</w:t>
+              <w:t>0.4</w:t>
             </w:r>
           </w:p>
         </w:tc>
@@ -1132,7 +1230,7 @@
               <w:rPr>
                 <w:rFonts w:hint="eastAsia"/>
               </w:rPr>
-              <w:t>Surprise가 기준 강도 이상일 때만 측정</w:t>
+              <w:t>(고정된 값)</w:t>
             </w:r>
           </w:p>
         </w:tc>
@@ -1148,7 +1246,7 @@
               <w:rPr>
                 <w:rFonts w:hint="eastAsia"/>
               </w:rPr>
-              <w:t>Surprise 현재 강도</w:t>
+              <w:t>Surprise 유지 시간(s)</w:t>
             </w:r>
           </w:p>
         </w:tc>
@@ -1195,6 +1293,12 @@
             <w:pPr>
               <w:jc w:val="center"/>
             </w:pPr>
+            <w:r>
+              <w:rPr>
+                <w:rFonts w:hint="eastAsia"/>
+              </w:rPr>
+              <w:t>Surprise가 기준 강도 이상일 때만 측정</w:t>
+            </w:r>
           </w:p>
         </w:tc>
       </w:tr>
@@ -1209,7 +1313,7 @@
               <w:rPr>
                 <w:rFonts w:hint="eastAsia"/>
               </w:rPr>
-              <w:t>Sad 강도 기준</w:t>
+              <w:t>Surprise 현재 강도</w:t>
             </w:r>
           </w:p>
         </w:tc>
@@ -1243,7 +1347,7 @@
               <w:rPr>
                 <w:rFonts w:hint="eastAsia"/>
               </w:rPr>
-              <w:t>0.4</w:t>
+              <w:t>0</w:t>
             </w:r>
           </w:p>
         </w:tc>
@@ -1256,12 +1360,6 @@
             <w:pPr>
               <w:jc w:val="center"/>
             </w:pPr>
-            <w:r>
-              <w:rPr>
-                <w:rFonts w:hint="eastAsia"/>
-              </w:rPr>
-              <w:t>(고정된 값)</w:t>
-            </w:r>
           </w:p>
         </w:tc>
       </w:tr>
@@ -1276,7 +1374,7 @@
               <w:rPr>
                 <w:rFonts w:hint="eastAsia"/>
               </w:rPr>
-              <w:t>Sad 유지 시간(s)</w:t>
+              <w:t>Sad 강도 기준</w:t>
             </w:r>
           </w:p>
         </w:tc>
@@ -1310,7 +1408,7 @@
               <w:rPr>
                 <w:rFonts w:hint="eastAsia"/>
               </w:rPr>
-              <w:t>0</w:t>
+              <w:t>0.4</w:t>
             </w:r>
           </w:p>
         </w:tc>
@@ -1327,7 +1425,7 @@
               <w:rPr>
                 <w:rFonts w:hint="eastAsia"/>
               </w:rPr>
-              <w:t>Sad가 기준 강도 이상일 때만 측정</w:t>
+              <w:t>(고정된 값)</w:t>
             </w:r>
           </w:p>
         </w:tc>
@@ -1343,7 +1441,7 @@
               <w:rPr>
                 <w:rFonts w:hint="eastAsia"/>
               </w:rPr>
-              <w:t>Sad 현재 강도</w:t>
+              <w:t>Sad 유지 시간(s)</w:t>
             </w:r>
           </w:p>
         </w:tc>
@@ -1390,6 +1488,12 @@
             <w:pPr>
               <w:jc w:val="center"/>
             </w:pPr>
+            <w:r>
+              <w:rPr>
+                <w:rFonts w:hint="eastAsia"/>
+              </w:rPr>
+              <w:t>Sad가 기준 강도 이상일 때만 측정</w:t>
+            </w:r>
           </w:p>
         </w:tc>
       </w:tr>
@@ -1400,16 +1504,11 @@
             <w:vAlign w:val="center"/>
           </w:tcPr>
           <w:p>
-            <w:pPr>
-              <w:rPr>
-                <w:rFonts w:hint="eastAsia"/>
-              </w:rPr>
-            </w:pPr>
-            <w:r>
-              <w:rPr>
-                <w:rFonts w:hint="eastAsia"/>
-              </w:rPr>
-              <w:t>맵에 머문 시간(s)</w:t>
+            <w:r>
+              <w:rPr>
+                <w:rFonts w:hint="eastAsia"/>
+              </w:rPr>
+              <w:t>Sad 현재 강도</w:t>
             </w:r>
           </w:p>
         </w:tc>
@@ -1421,9 +1520,6 @@
           <w:p>
             <w:pPr>
               <w:jc w:val="center"/>
-              <w:rPr>
-                <w:rFonts w:hint="eastAsia"/>
-              </w:rPr>
             </w:pPr>
             <w:r>
               <w:rPr>
@@ -1441,9 +1537,6 @@
           <w:p>
             <w:pPr>
               <w:jc w:val="center"/>
-              <w:rPr>
-                <w:rFonts w:hint="eastAsia"/>
-              </w:rPr>
             </w:pPr>
             <w:r>
               <w:rPr>
@@ -1461,15 +1554,89 @@
           <w:p>
             <w:pPr>
               <w:jc w:val="center"/>
-              <w:rPr>
-                <w:rFonts w:hint="eastAsia"/>
-              </w:rPr>
-            </w:pPr>
-            <w:r>
-              <w:rPr>
-                <w:rFonts w:hint="eastAsia"/>
-              </w:rPr>
-              <w:t>맵에 플레이어가 머문 시간</w:t>
+            </w:pPr>
+          </w:p>
+        </w:tc>
+      </w:tr>
+      <w:tr>
+        <w:tc>
+          <w:tcPr>
+            <w:tcW w:w="2254" w:type="dxa"/>
+            <w:vAlign w:val="center"/>
+          </w:tcPr>
+          <w:p>
+            <w:proofErr w:type="spellStart"/>
+            <w:r>
+              <w:rPr>
+                <w:rFonts w:hint="eastAsia"/>
+              </w:rPr>
+              <w:t>맵에</w:t>
+            </w:r>
+            <w:proofErr w:type="spellEnd"/>
+            <w:r>
+              <w:rPr>
+                <w:rFonts w:hint="eastAsia"/>
+              </w:rPr>
+              <w:t xml:space="preserve"> 머문 시간(s)</w:t>
+            </w:r>
+          </w:p>
+        </w:tc>
+        <w:tc>
+          <w:tcPr>
+            <w:tcW w:w="959" w:type="dxa"/>
+            <w:vAlign w:val="center"/>
+          </w:tcPr>
+          <w:p>
+            <w:pPr>
+              <w:jc w:val="center"/>
+            </w:pPr>
+            <w:r>
+              <w:rPr>
+                <w:rFonts w:hint="eastAsia"/>
+              </w:rPr>
+              <w:t>float</w:t>
+            </w:r>
+          </w:p>
+        </w:tc>
+        <w:tc>
+          <w:tcPr>
+            <w:tcW w:w="2254" w:type="dxa"/>
+            <w:vAlign w:val="center"/>
+          </w:tcPr>
+          <w:p>
+            <w:pPr>
+              <w:jc w:val="center"/>
+            </w:pPr>
+            <w:r>
+              <w:rPr>
+                <w:rFonts w:hint="eastAsia"/>
+              </w:rPr>
+              <w:t>0</w:t>
+            </w:r>
+          </w:p>
+        </w:tc>
+        <w:tc>
+          <w:tcPr>
+            <w:tcW w:w="3600" w:type="dxa"/>
+            <w:vAlign w:val="center"/>
+          </w:tcPr>
+          <w:p>
+            <w:pPr>
+              <w:jc w:val="center"/>
+            </w:pPr>
+            <w:proofErr w:type="spellStart"/>
+            <w:r>
+              <w:rPr>
+                <w:rFonts w:hint="eastAsia"/>
+              </w:rPr>
+              <w:t>맵에</w:t>
+            </w:r>
+            <w:proofErr w:type="spellEnd"/>
+            <w:r>
+              <w:rPr>
+                <w:rFonts w:hint="eastAsia"/>
+              </w:rPr>
+              <w:t xml:space="preserve"> 플레이어가 머문 시간</w:t>
             </w:r>
           </w:p>
         </w:tc>
@@ -1488,8 +1655,18 @@
           <w:sz w:val="28"/>
           <w:szCs w:val="28"/>
         </w:rPr>
-        <w:t>플레이어 스탯</w:t>
+        <w:t xml:space="preserve">플레이어 </w:t>
       </w:r>
+      <w:proofErr w:type="spellStart"/>
+      <w:r>
+        <w:rPr>
+          <w:rFonts w:hint="eastAsia"/>
+          <w:sz w:val="28"/>
+          <w:szCs w:val="28"/>
+        </w:rPr>
+        <w:t>스탯</w:t>
+      </w:r>
+      <w:proofErr w:type="spellEnd"/>
     </w:p>
     <w:p>
       <w:pPr>
@@ -1520,8 +1697,18 @@
           <w:szCs w:val="28"/>
         </w:rPr>
         <w:lastRenderedPageBreak/>
-        <w:t>플레이어 스테이트</w:t>
+        <w:t xml:space="preserve">플레이어 </w:t>
       </w:r>
+      <w:proofErr w:type="spellStart"/>
+      <w:r>
+        <w:rPr>
+          <w:rFonts w:hint="eastAsia"/>
+          <w:sz w:val="28"/>
+          <w:szCs w:val="28"/>
+        </w:rPr>
+        <w:t>스테이트</w:t>
+      </w:r>
+      <w:proofErr w:type="spellEnd"/>
     </w:p>
     <w:tbl>
       <w:tblPr>
@@ -1633,6 +1820,7 @@
               </w:rPr>
               <w:t>_</w:t>
             </w:r>
+            <w:proofErr w:type="spellStart"/>
             <w:r>
               <w:rPr>
                 <w:b/>
@@ -1642,6 +1830,7 @@
               </w:rPr>
               <w:t>한글명</w:t>
             </w:r>
+            <w:proofErr w:type="spellEnd"/>
           </w:p>
         </w:tc>
         <w:tc>
@@ -2002,7 +2191,22 @@
                 <w:sz w:val="28"/>
                 <w:szCs w:val="28"/>
               </w:rPr>
-              <w:t>초당 스태미나 소모</w:t>
+              <w:t xml:space="preserve">초당 스태미나 </w:t>
+            </w:r>
+            <w:r>
+              <w:rPr>
+                <w:rFonts w:hint="eastAsia"/>
+                <w:sz w:val="28"/>
+                <w:szCs w:val="28"/>
+              </w:rPr>
+              <w:t xml:space="preserve">5 </w:t>
+            </w:r>
+            <w:r>
+              <w:rPr>
+                <w:sz w:val="28"/>
+                <w:szCs w:val="28"/>
+              </w:rPr>
+              <w:t>소모</w:t>
             </w:r>
           </w:p>
         </w:tc>
@@ -2112,10 +2316,33 @@
             </w:pPr>
             <w:r>
               <w:rPr>
-                <w:sz w:val="28"/>
-                <w:szCs w:val="28"/>
-              </w:rPr>
-              <w:t>회당 스태미나 소모</w:t>
+                <w:rFonts w:hint="eastAsia"/>
+                <w:sz w:val="28"/>
+                <w:szCs w:val="28"/>
+              </w:rPr>
+              <w:t xml:space="preserve">횟수 </w:t>
+            </w:r>
+            <w:r>
+              <w:rPr>
+                <w:sz w:val="28"/>
+                <w:szCs w:val="28"/>
+              </w:rPr>
+              <w:t xml:space="preserve">당 스태미나 </w:t>
+            </w:r>
+            <w:r>
+              <w:rPr>
+                <w:rFonts w:hint="eastAsia"/>
+                <w:sz w:val="28"/>
+                <w:szCs w:val="28"/>
+              </w:rPr>
+              <w:t xml:space="preserve">3 </w:t>
+            </w:r>
+            <w:r>
+              <w:rPr>
+                <w:sz w:val="28"/>
+                <w:szCs w:val="28"/>
+              </w:rPr>
+              <w:t>소모</w:t>
             </w:r>
           </w:p>
         </w:tc>
@@ -2158,7 +2385,7 @@
                 <w:sz w:val="28"/>
                 <w:szCs w:val="28"/>
               </w:rPr>
-              <w:t>DuckDown</w:t>
+              <w:t>Crouched</w:t>
             </w:r>
           </w:p>
         </w:tc>
@@ -2256,6 +2483,7 @@
                 <w:szCs w:val="28"/>
               </w:rPr>
             </w:pPr>
+            <w:proofErr w:type="spellStart"/>
             <w:r>
               <w:rPr>
                 <w:rFonts w:hint="eastAsia"/>
@@ -2264,8 +2492,19 @@
                 <w:sz w:val="28"/>
                 <w:szCs w:val="28"/>
               </w:rPr>
-              <w:t>DuckDownWalk</w:t>
-            </w:r>
+              <w:t>Crouched</w:t>
+            </w:r>
+            <w:r>
+              <w:rPr>
+                <w:rFonts w:hint="eastAsia"/>
+                <w:b/>
+                <w:bCs/>
+                <w:sz w:val="28"/>
+                <w:szCs w:val="28"/>
+              </w:rPr>
+              <w:t>Walk</w:t>
+            </w:r>
+            <w:proofErr w:type="spellEnd"/>
           </w:p>
         </w:tc>
         <w:tc>
@@ -2370,7 +2609,7 @@
                 <w:sz w:val="28"/>
                 <w:szCs w:val="28"/>
               </w:rPr>
-              <w:t>Stun</w:t>
+              <w:t>Hit</w:t>
             </w:r>
           </w:p>
         </w:tc>
@@ -2405,7 +2644,7 @@
                 <w:sz w:val="28"/>
                 <w:szCs w:val="28"/>
               </w:rPr>
-              <w:t>기절</w:t>
+              <w:t>피격</w:t>
             </w:r>
           </w:p>
         </w:tc>
@@ -2476,7 +2715,7 @@
                 <w:sz w:val="28"/>
                 <w:szCs w:val="28"/>
               </w:rPr>
-              <w:t>Hit</w:t>
+              <w:t>Dead</w:t>
             </w:r>
           </w:p>
         </w:tc>
@@ -2511,7 +2750,7 @@
                 <w:sz w:val="28"/>
                 <w:szCs w:val="28"/>
               </w:rPr>
-              <w:t>피격</w:t>
+              <w:t>사망</w:t>
             </w:r>
           </w:p>
         </w:tc>
@@ -2582,7 +2821,7 @@
                 <w:sz w:val="28"/>
                 <w:szCs w:val="28"/>
               </w:rPr>
-              <w:t>Dead</w:t>
+              <w:t>Attack</w:t>
             </w:r>
           </w:p>
         </w:tc>
@@ -2617,7 +2856,7 @@
                 <w:sz w:val="28"/>
                 <w:szCs w:val="28"/>
               </w:rPr>
-              <w:t>사망</w:t>
+              <w:t>공격</w:t>
             </w:r>
           </w:p>
         </w:tc>
@@ -2688,7 +2927,7 @@
                 <w:sz w:val="28"/>
                 <w:szCs w:val="28"/>
               </w:rPr>
-              <w:t>Attack</w:t>
+              <w:t>Interaction</w:t>
             </w:r>
           </w:p>
         </w:tc>
@@ -2723,7 +2962,7 @@
                 <w:sz w:val="28"/>
                 <w:szCs w:val="28"/>
               </w:rPr>
-              <w:t>공격</w:t>
+              <w:t>상호작용</w:t>
             </w:r>
           </w:p>
         </w:tc>
@@ -2786,6 +3025,7 @@
                 <w:szCs w:val="28"/>
               </w:rPr>
             </w:pPr>
+            <w:proofErr w:type="spellStart"/>
             <w:r>
               <w:rPr>
                 <w:rFonts w:hint="eastAsia"/>
@@ -2794,114 +3034,9 @@
                 <w:sz w:val="28"/>
                 <w:szCs w:val="28"/>
               </w:rPr>
-              <w:t>Interaction</w:t>
-            </w:r>
-          </w:p>
-        </w:tc>
-        <w:tc>
-          <w:tcPr>
-            <w:tcW w:w="2140" w:type="dxa"/>
-            <w:tcBorders>
-              <w:top w:val="single" w:sz="8" w:space="0" w:color="000000"/>
-              <w:left w:val="single" w:sz="8" w:space="0" w:color="000000"/>
-              <w:bottom w:val="single" w:sz="8" w:space="0" w:color="000000"/>
-              <w:right w:val="single" w:sz="8" w:space="0" w:color="000000"/>
-            </w:tcBorders>
-            <w:shd w:val="clear" w:color="auto" w:fill="D1D1D1"/>
-            <w:tcMar>
-              <w:top w:w="72" w:type="dxa"/>
-              <w:left w:w="144" w:type="dxa"/>
-              <w:bottom w:w="72" w:type="dxa"/>
-              <w:right w:w="144" w:type="dxa"/>
-            </w:tcMar>
-            <w:vAlign w:val="center"/>
-            <w:hideMark/>
-          </w:tcPr>
-          <w:p>
-            <w:pPr>
-              <w:rPr>
-                <w:sz w:val="28"/>
-                <w:szCs w:val="28"/>
-              </w:rPr>
-            </w:pPr>
-            <w:r>
-              <w:rPr>
-                <w:sz w:val="28"/>
-                <w:szCs w:val="28"/>
-              </w:rPr>
-              <w:t>상호작용</w:t>
-            </w:r>
-          </w:p>
-        </w:tc>
-        <w:tc>
-          <w:tcPr>
-            <w:tcW w:w="4520" w:type="dxa"/>
-            <w:tcBorders>
-              <w:top w:val="single" w:sz="8" w:space="0" w:color="000000"/>
-              <w:left w:val="single" w:sz="8" w:space="0" w:color="000000"/>
-              <w:bottom w:val="single" w:sz="8" w:space="0" w:color="000000"/>
-              <w:right w:val="single" w:sz="8" w:space="0" w:color="000000"/>
-            </w:tcBorders>
-            <w:shd w:val="clear" w:color="auto" w:fill="FFFFFF"/>
-            <w:tcMar>
-              <w:top w:w="72" w:type="dxa"/>
-              <w:left w:w="144" w:type="dxa"/>
-              <w:bottom w:w="72" w:type="dxa"/>
-              <w:right w:w="144" w:type="dxa"/>
-            </w:tcMar>
-            <w:vAlign w:val="center"/>
-            <w:hideMark/>
-          </w:tcPr>
-          <w:p>
-            <w:pPr>
-              <w:rPr>
-                <w:sz w:val="28"/>
-                <w:szCs w:val="28"/>
-              </w:rPr>
-            </w:pPr>
-          </w:p>
-        </w:tc>
-      </w:tr>
-      <w:tr>
-        <w:trPr>
-          <w:trHeight w:val="584"/>
-        </w:trPr>
-        <w:tc>
-          <w:tcPr>
-            <w:tcW w:w="2402" w:type="dxa"/>
-            <w:tcBorders>
-              <w:top w:val="single" w:sz="8" w:space="0" w:color="000000"/>
-              <w:left w:val="single" w:sz="8" w:space="0" w:color="000000"/>
-              <w:bottom w:val="single" w:sz="8" w:space="0" w:color="000000"/>
-              <w:right w:val="single" w:sz="8" w:space="0" w:color="000000"/>
-            </w:tcBorders>
-            <w:shd w:val="clear" w:color="auto" w:fill="D1D1D1"/>
-            <w:tcMar>
-              <w:top w:w="72" w:type="dxa"/>
-              <w:left w:w="144" w:type="dxa"/>
-              <w:bottom w:w="72" w:type="dxa"/>
-              <w:right w:w="144" w:type="dxa"/>
-            </w:tcMar>
-            <w:vAlign w:val="center"/>
-            <w:hideMark/>
-          </w:tcPr>
-          <w:p>
-            <w:pPr>
-              <w:rPr>
-                <w:sz w:val="28"/>
-                <w:szCs w:val="28"/>
-              </w:rPr>
-            </w:pPr>
-            <w:r>
-              <w:rPr>
-                <w:rFonts w:hint="eastAsia"/>
-                <w:b/>
-                <w:bCs/>
-                <w:sz w:val="28"/>
-                <w:szCs w:val="28"/>
-              </w:rPr>
               <w:t>PickUp</w:t>
             </w:r>
+            <w:proofErr w:type="spellEnd"/>
           </w:p>
         </w:tc>
         <w:tc>
@@ -2985,6 +3120,56 @@
     </w:sectPr>
   </w:body>
 </w:document>
+</file>
+
+<file path=word/endnotes.xml><?xml version="1.0" encoding="utf-8"?>
+<w:endnotes xmlns:wpc="http://schemas.microsoft.com/office/word/2010/wordprocessingCanvas" xmlns:cx="http://schemas.microsoft.com/office/drawing/2014/chartex" xmlns:cx1="http://schemas.microsoft.com/office/drawing/2015/9/8/chartex" xmlns:cx2="http://schemas.microsoft.com/office/drawing/2015/10/21/chartex" xmlns:cx3="http://schemas.microsoft.com/office/drawing/2016/5/9/chartex" xmlns:cx4="http://schemas.microsoft.com/office/drawing/2016/5/10/chartex" xmlns:cx5="http://schemas.microsoft.com/office/drawing/2016/5/11/chartex" xmlns:cx6="http://schemas.microsoft.com/office/drawing/2016/5/12/chartex" xmlns:cx7="http://schemas.microsoft.com/office/drawing/2016/5/13/chartex" xmlns:cx8="http://schemas.microsoft.com/office/drawing/2016/5/14/chartex" xmlns:mc="http://schemas.openxmlformats.org/markup-compatibility/2006" xmlns:aink="http://schemas.microsoft.com/office/drawing/2016/ink" xmlns:am3d="http://schemas.microsoft.com/office/drawing/2017/model3d" xmlns:o="urn:schemas-microsoft-com:office:office" xmlns:oel="http://schemas.microsoft.com/office/2019/extlst" xmlns:r="http://schemas.openxmlformats.org/officeDocument/2006/relationships" xmlns:m="http://schemas.openxmlformats.org/officeDocument/2006/math" xmlns:v="urn:schemas-microsoft-com:vml" xmlns:wp14="http://schemas.microsoft.com/office/word/2010/wordprocessingDrawing" xmlns:wp="http://schemas.openxmlformats.org/drawingml/2006/wordprocessingDrawing" xmlns:w10="urn:schemas-microsoft-com:office:word" xmlns:w="http://schemas.openxmlformats.org/wordprocessingml/2006/main" xmlns:w14="http://schemas.microsoft.com/office/word/2010/wordml" xmlns:w15="http://schemas.microsoft.com/office/word/2012/wordml" xmlns:w16cex="http://schemas.microsoft.com/office/word/2018/wordml/cex" xmlns:w16cid="http://schemas.microsoft.com/office/word/2016/wordml/cid" xmlns:w16="http://schemas.microsoft.com/office/word/2018/wordml" xmlns:w16du="http://schemas.microsoft.com/office/word/2023/wordml/word16du" xmlns:w16sdtdh="http://schemas.microsoft.com/office/word/2020/wordml/sdtdatahash" xmlns:w16sdtfl="http://schemas.microsoft.com/office/word/2024/wordml/sdtformatlock" xmlns:w16se="http://schemas.microsoft.com/office/word/2015/wordml/symex" xmlns:wpg="http://schemas.microsoft.com/office/word/2010/wordprocessingGroup" xmlns:wpi="http://schemas.microsoft.com/office/word/2010/wordprocessingInk" xmlns:wne="http://schemas.microsoft.com/office/word/2006/wordml" xmlns:wps="http://schemas.microsoft.com/office/word/2010/wordprocessingShape" mc:Ignorable="w14 w15 w16se w16cid w16 w16cex w16sdtdh w16sdtfl w16du wp14">
+  <w:endnote w:type="separator" w:id="-1">
+    <w:p>
+      <w:pPr>
+        <w:spacing w:after="0"/>
+      </w:pPr>
+      <w:r>
+        <w:separator/>
+      </w:r>
+    </w:p>
+  </w:endnote>
+  <w:endnote w:type="continuationSeparator" w:id="0">
+    <w:p>
+      <w:pPr>
+        <w:spacing w:after="0"/>
+      </w:pPr>
+      <w:r>
+        <w:continuationSeparator/>
+      </w:r>
+    </w:p>
+  </w:endnote>
+</w:endnotes>
+</file>
+
+<file path=word/footnotes.xml><?xml version="1.0" encoding="utf-8"?>
+<w:footnotes xmlns:wpc="http://schemas.microsoft.com/office/word/2010/wordprocessingCanvas" xmlns:cx="http://schemas.microsoft.com/office/drawing/2014/chartex" xmlns:cx1="http://schemas.microsoft.com/office/drawing/2015/9/8/chartex" xmlns:cx2="http://schemas.microsoft.com/office/drawing/2015/10/21/chartex" xmlns:cx3="http://schemas.microsoft.com/office/drawing/2016/5/9/chartex" xmlns:cx4="http://schemas.microsoft.com/office/drawing/2016/5/10/chartex" xmlns:cx5="http://schemas.microsoft.com/office/drawing/2016/5/11/chartex" xmlns:cx6="http://schemas.microsoft.com/office/drawing/2016/5/12/chartex" xmlns:cx7="http://schemas.microsoft.com/office/drawing/2016/5/13/chartex" xmlns:cx8="http://schemas.microsoft.com/office/drawing/2016/5/14/chartex" xmlns:mc="http://schemas.openxmlformats.org/markup-compatibility/2006" xmlns:aink="http://schemas.microsoft.com/office/drawing/2016/ink" xmlns:am3d="http://schemas.microsoft.com/office/drawing/2017/model3d" xmlns:o="urn:schemas-microsoft-com:office:office" xmlns:oel="http://schemas.microsoft.com/office/2019/extlst" xmlns:r="http://schemas.openxmlformats.org/officeDocument/2006/relationships" xmlns:m="http://schemas.openxmlformats.org/officeDocument/2006/math" xmlns:v="urn:schemas-microsoft-com:vml" xmlns:wp14="http://schemas.microsoft.com/office/word/2010/wordprocessingDrawing" xmlns:wp="http://schemas.openxmlformats.org/drawingml/2006/wordprocessingDrawing" xmlns:w10="urn:schemas-microsoft-com:office:word" xmlns:w="http://schemas.openxmlformats.org/wordprocessingml/2006/main" xmlns:w14="http://schemas.microsoft.com/office/word/2010/wordml" xmlns:w15="http://schemas.microsoft.com/office/word/2012/wordml" xmlns:w16cex="http://schemas.microsoft.com/office/word/2018/wordml/cex" xmlns:w16cid="http://schemas.microsoft.com/office/word/2016/wordml/cid" xmlns:w16="http://schemas.microsoft.com/office/word/2018/wordml" xmlns:w16du="http://schemas.microsoft.com/office/word/2023/wordml/word16du" xmlns:w16sdtdh="http://schemas.microsoft.com/office/word/2020/wordml/sdtdatahash" xmlns:w16sdtfl="http://schemas.microsoft.com/office/word/2024/wordml/sdtformatlock" xmlns:w16se="http://schemas.microsoft.com/office/word/2015/wordml/symex" xmlns:wpg="http://schemas.microsoft.com/office/word/2010/wordprocessingGroup" xmlns:wpi="http://schemas.microsoft.com/office/word/2010/wordprocessingInk" xmlns:wne="http://schemas.microsoft.com/office/word/2006/wordml" xmlns:wps="http://schemas.microsoft.com/office/word/2010/wordprocessingShape" mc:Ignorable="w14 w15 w16se w16cid w16 w16cex w16sdtdh w16sdtfl w16du wp14">
+  <w:footnote w:type="separator" w:id="-1">
+    <w:p>
+      <w:pPr>
+        <w:spacing w:after="0"/>
+      </w:pPr>
+      <w:r>
+        <w:separator/>
+      </w:r>
+    </w:p>
+  </w:footnote>
+  <w:footnote w:type="continuationSeparator" w:id="0">
+    <w:p>
+      <w:pPr>
+        <w:spacing w:after="0"/>
+      </w:pPr>
+      <w:r>
+        <w:continuationSeparator/>
+      </w:r>
+    </w:p>
+  </w:footnote>
+</w:footnotes>
 </file>
 
 <file path=word/styles.xml><?xml version="1.0" encoding="utf-8"?>
@@ -3916,6 +4101,50 @@
       </w:tblBorders>
     </w:tblPr>
   </w:style>
+  <w:style w:type="paragraph" w:styleId="ab">
+    <w:name w:val="header"/>
+    <w:basedOn w:val="a"/>
+    <w:link w:val="Char3"/>
+    <w:uiPriority w:val="99"/>
+    <w:unhideWhenUsed/>
+    <w:rsid w:val="000E054A"/>
+    <w:pPr>
+      <w:tabs>
+        <w:tab w:val="center" w:pos="4513"/>
+        <w:tab w:val="right" w:pos="9026"/>
+      </w:tabs>
+      <w:snapToGrid w:val="0"/>
+    </w:pPr>
+  </w:style>
+  <w:style w:type="character" w:customStyle="1" w:styleId="Char3">
+    <w:name w:val="머리글 Char"/>
+    <w:basedOn w:val="a0"/>
+    <w:link w:val="ab"/>
+    <w:uiPriority w:val="99"/>
+    <w:rsid w:val="000E054A"/>
+  </w:style>
+  <w:style w:type="paragraph" w:styleId="ac">
+    <w:name w:val="footer"/>
+    <w:basedOn w:val="a"/>
+    <w:link w:val="Char4"/>
+    <w:uiPriority w:val="99"/>
+    <w:unhideWhenUsed/>
+    <w:rsid w:val="000E054A"/>
+    <w:pPr>
+      <w:tabs>
+        <w:tab w:val="center" w:pos="4513"/>
+        <w:tab w:val="right" w:pos="9026"/>
+      </w:tabs>
+      <w:snapToGrid w:val="0"/>
+    </w:pPr>
+  </w:style>
+  <w:style w:type="character" w:customStyle="1" w:styleId="Char4">
+    <w:name w:val="바닥글 Char"/>
+    <w:basedOn w:val="a0"/>
+    <w:link w:val="ac"/>
+    <w:uiPriority w:val="99"/>
+    <w:rsid w:val="000E054A"/>
+  </w:style>
 </w:styles>
 </file>
 
